--- a/backend/storage/reports/docx/MoneyTrace_Investigation_REC202608168920.docx
+++ b/backend/storage/reports/docx/MoneyTrace_Investigation_REC202608168920.docx
@@ -15,7 +15,7 @@
         <w:rPr>
           <w:color w:val="1E3A8A"/>
         </w:rPr>
-        <w:t>Case Identifier: REC202608168920 | Generated: 2026-08-21 15:08 UTC</w:t>
+        <w:t>Case Identifier: REC202608168920 | Generated: 2026-08-23 15:47 UTC</w:t>
       </w:r>
     </w:p>
     <w:tbl>
@@ -98,7 +98,7 @@
           </w:tcPr>
           <w:p>
             <w:r>
-              <w:t>ACC16314613 -&gt; ACC43249524</w:t>
+              <w:t>ACC16314613 -&gt; ACC50081547</w:t>
             </w:r>
           </w:p>
         </w:tc>
@@ -173,7 +173,7 @@
           </w:tcPr>
           <w:p>
             <w:r>
-              <w:t>HIGH (Score: 85/100)</w:t>
+              <w:t>LOW (Score: 20/100)</w:t>
             </w:r>
           </w:p>
         </w:tc>
@@ -198,6 +198,51 @@
       </w:r>
     </w:p>
     <w:p>
+      <w:r>
+        <w:t xml:space="preserve">  └── Hop 2: ACC1012</w:t>
+      </w:r>
+    </w:p>
+    <w:p>
+      <w:r>
+        <w:t xml:space="preserve">  └── Hop 3: ACC74473089</w:t>
+      </w:r>
+    </w:p>
+    <w:p>
+      <w:r>
+        <w:t xml:space="preserve">  └── Hop 4: ACC10897161</w:t>
+      </w:r>
+    </w:p>
+    <w:p>
+      <w:r>
+        <w:t xml:space="preserve">  └── Hop 5: ACC1020</w:t>
+      </w:r>
+    </w:p>
+    <w:p>
+      <w:r>
+        <w:t xml:space="preserve">  └── Hop 6: ACC92107699</w:t>
+      </w:r>
+    </w:p>
+    <w:p>
+      <w:r>
+        <w:t xml:space="preserve">  └── Hop 7: ACC528659</w:t>
+      </w:r>
+    </w:p>
+    <w:p>
+      <w:r>
+        <w:t xml:space="preserve">  └── Hop 8: ACC1014</w:t>
+      </w:r>
+    </w:p>
+    <w:p>
+      <w:r>
+        <w:t xml:space="preserve">  └── Hop 9: ACC91181015</w:t>
+      </w:r>
+    </w:p>
+    <w:p>
+      <w:r>
+        <w:t xml:space="preserve">  └── Hop 10: ACC50081547</w:t>
+      </w:r>
+    </w:p>
+    <w:p>
       <w:pPr>
         <w:pStyle w:val="Heading1"/>
       </w:pPr>
@@ -207,7 +252,7 @@
     </w:p>
     <w:p>
       <w:r>
-        <w:t>Directive: Freeze destination account immediately</w:t>
+        <w:t>Directive: Escalate to law enforcement and continue tracing</w:t>
       </w:r>
     </w:p>
     <w:p>
